--- a/bd/ramses-vi/volume2/Bible_Volume_2_Les_Mysteres_du_tombeau_de_Ramses_VI.docx
+++ b/bd/ramses-vi/volume2/Bible_Volume_2_Les_Mysteres_du_tombeau_de_Ramses_VI.docx
@@ -1366,7 +1366,7 @@
         <w:spacing w:after="120" w:line="276"/>
       </w:pPr>
       <w:r>
-        <w:t xml:space="preserve">Choix de l'auteure (27/10/2026) : sujet </w:t>
+        <w:t xml:space="preserve">Choix validé le 27/10/2026 : sujet </w:t>
       </w:r>
       <w:r>
         <w:rPr>
